--- a/templates/Сведения_ВЛ.docx
+++ b/templates/Сведения_ВЛ.docx
@@ -11,8 +11,6 @@
           <w:szCs w:val="26"/>
         </w:rPr>
       </w:pPr>
-      <w:bookmarkStart w:id="0" w:name="_GoBack"/>
-      <w:bookmarkEnd w:id="0"/>
     </w:p>
     <w:p>
       <w:pPr>
@@ -712,7 +710,7 @@
           <w:sz w:val="28"/>
           <w:szCs w:val="26"/>
         </w:rPr>
-        <w:t xml:space="preserve">Начальник департамента эксплуатации и </w:t>
+        <w:t xml:space="preserve">Заместитель начальника Департамента </w:t>
       </w:r>
     </w:p>
     <w:p>
@@ -730,7 +728,83 @@
           <w:sz w:val="28"/>
           <w:szCs w:val="26"/>
         </w:rPr>
-        <w:t>размещения ВОЛС на воздушных линиях                                            Е.А. Демина</w:t>
+        <w:t xml:space="preserve">телекоммуникационных сервисов – </w:t>
+      </w:r>
+    </w:p>
+    <w:p>
+      <w:pPr>
+        <w:jc w:val="both"/>
+        <w:rPr>
+          <w:rFonts w:ascii="Times New Roman" w:hAnsi="Times New Roman"/>
+          <w:sz w:val="28"/>
+          <w:szCs w:val="26"/>
+        </w:rPr>
+      </w:pPr>
+      <w:r>
+        <w:rPr>
+          <w:rFonts w:ascii="Times New Roman" w:hAnsi="Times New Roman"/>
+          <w:sz w:val="28"/>
+          <w:szCs w:val="26"/>
+        </w:rPr>
+        <w:t xml:space="preserve">Начальник Управления размещения ВОЛС </w:t>
+      </w:r>
+    </w:p>
+    <w:p>
+      <w:pPr>
+        <w:jc w:val="both"/>
+        <w:rPr>
+          <w:rFonts w:ascii="Times New Roman" w:hAnsi="Times New Roman"/>
+          <w:sz w:val="28"/>
+          <w:szCs w:val="26"/>
+        </w:rPr>
+      </w:pPr>
+      <w:r>
+        <w:rPr>
+          <w:rFonts w:ascii="Times New Roman" w:hAnsi="Times New Roman"/>
+          <w:sz w:val="28"/>
+          <w:szCs w:val="26"/>
+        </w:rPr>
+        <w:t>на воздушных линиях</w:t>
+      </w:r>
+      <w:r>
+        <w:rPr>
+          <w:rFonts w:ascii="Times New Roman" w:hAnsi="Times New Roman"/>
+          <w:sz w:val="28"/>
+          <w:szCs w:val="26"/>
+        </w:rPr>
+        <w:t xml:space="preserve">                                      </w:t>
+      </w:r>
+      <w:r>
+        <w:rPr>
+          <w:rFonts w:ascii="Times New Roman" w:hAnsi="Times New Roman"/>
+          <w:sz w:val="28"/>
+          <w:szCs w:val="26"/>
+        </w:rPr>
+        <w:tab/>
+      </w:r>
+      <w:r>
+        <w:rPr>
+          <w:rFonts w:ascii="Times New Roman" w:hAnsi="Times New Roman"/>
+          <w:sz w:val="28"/>
+          <w:szCs w:val="26"/>
+        </w:rPr>
+        <w:tab/>
+      </w:r>
+      <w:r>
+        <w:rPr>
+          <w:rFonts w:ascii="Times New Roman" w:hAnsi="Times New Roman"/>
+          <w:sz w:val="28"/>
+          <w:szCs w:val="26"/>
+        </w:rPr>
+        <w:tab/>
+      </w:r>
+      <w:r>
+        <w:rPr>
+          <w:rFonts w:ascii="Times New Roman" w:hAnsi="Times New Roman"/>
+          <w:sz w:val="28"/>
+          <w:szCs w:val="26"/>
+        </w:rPr>
+        <w:t xml:space="preserve">      Е.А. Демина</w:t>
       </w:r>
     </w:p>
     <w:p>
@@ -759,24 +833,8 @@
           <w:szCs w:val="26"/>
         </w:rPr>
       </w:pPr>
-    </w:p>
-    <w:p>
-      <w:pPr>
-        <w:rPr>
-          <w:rFonts w:ascii="Times New Roman" w:hAnsi="Times New Roman"/>
-          <w:sz w:val="26"/>
-          <w:szCs w:val="26"/>
-        </w:rPr>
-      </w:pPr>
-    </w:p>
-    <w:p>
-      <w:pPr>
-        <w:rPr>
-          <w:rFonts w:ascii="Times New Roman" w:hAnsi="Times New Roman"/>
-          <w:sz w:val="26"/>
-          <w:szCs w:val="26"/>
-        </w:rPr>
-      </w:pPr>
+      <w:bookmarkStart w:id="0" w:name="_GoBack"/>
+      <w:bookmarkEnd w:id="0"/>
     </w:p>
     <w:p>
       <w:pPr>
